--- a/STM32F10x_uCOSII_AHT20/docs/实验报告_STM32F103_uCOSII_AHT20.docx
+++ b/STM32F10x_uCOSII_AHT20/docs/实验报告_STM32F103_uCOSII_AHT20.docx
@@ -348,7 +348,7 @@
                 <w:i w:val="0"/>
                 <w:sz w:val="25"/>
               </w:rPr>
-              <w:t>阴从基</w:t>
+              <w:t>娄路</w:t>
             </w:r>
           </w:p>
         </w:tc>
